--- a/Module 2/Module 2.2 Assignment/Baldree_Mod2.2Assignment_CSD420.docx
+++ b/Module 2/Module 2.2 Assignment/Baldree_Mod2.2Assignment_CSD420.docx
@@ -93,9 +93,12 @@
       </w:r>
     </w:p>
     <w:p/>
+    <w:p/>
+    <w:p/>
+    <w:p/>
     <w:p>
       <w:r>
-        <w:t>Run program:</w:t>
+        <w:t xml:space="preserve">Run Program: </w:t>
       </w:r>
     </w:p>
     <w:p>
@@ -103,11 +106,12 @@
         <w:rPr>
           <w:noProof/>
         </w:rPr>
+        <w:lastRenderedPageBreak/>
         <w:drawing>
-          <wp:inline distT="0" distB="0" distL="0" distR="0" wp14:anchorId="770BFF50" wp14:editId="55459672">
-            <wp:extent cx="5943600" cy="3562350"/>
-            <wp:effectExtent l="0" t="0" r="0" b="6350"/>
-            <wp:docPr id="543903139" name="Picture 2"/>
+          <wp:inline distT="0" distB="0" distL="0" distR="0" wp14:anchorId="67DC7C59" wp14:editId="22D96070">
+            <wp:extent cx="5302842" cy="4724400"/>
+            <wp:effectExtent l="0" t="0" r="6350" b="0"/>
+            <wp:docPr id="938078774" name="Picture 7" descr="A screenshot of a computer program&#10;&#10;AI-generated content may be incorrect."/>
             <wp:cNvGraphicFramePr>
               <a:graphicFrameLocks xmlns:a="http://schemas.openxmlformats.org/drawingml/2006/main" noChangeAspect="1"/>
             </wp:cNvGraphicFramePr>
@@ -115,7 +119,7 @@
               <a:graphicData uri="http://schemas.openxmlformats.org/drawingml/2006/picture">
                 <pic:pic xmlns:pic="http://schemas.openxmlformats.org/drawingml/2006/picture">
                   <pic:nvPicPr>
-                    <pic:cNvPr id="543903139" name="Picture 543903139"/>
+                    <pic:cNvPr id="938078774" name="Picture 7" descr="A screenshot of a computer program&#10;&#10;AI-generated content may be incorrect."/>
                     <pic:cNvPicPr/>
                   </pic:nvPicPr>
                   <pic:blipFill>
@@ -133,7 +137,7 @@
                   <pic:spPr>
                     <a:xfrm>
                       <a:off x="0" y="0"/>
-                      <a:ext cx="5943600" cy="3562350"/>
+                      <a:ext cx="5365441" cy="4780171"/>
                     </a:xfrm>
                     <a:prstGeom prst="rect">
                       <a:avLst/>
@@ -146,17 +150,17 @@
         </w:drawing>
       </w:r>
     </w:p>
+    <w:p/>
     <w:p>
       <w:r>
         <w:rPr>
           <w:noProof/>
         </w:rPr>
-        <w:lastRenderedPageBreak/>
         <w:drawing>
-          <wp:inline distT="0" distB="0" distL="0" distR="0" wp14:anchorId="58CD3183" wp14:editId="3956E2BF">
-            <wp:extent cx="5943600" cy="2535555"/>
-            <wp:effectExtent l="0" t="0" r="0" b="4445"/>
-            <wp:docPr id="2127949043" name="Picture 3"/>
+          <wp:inline distT="0" distB="0" distL="0" distR="0" wp14:anchorId="01C1DCE9" wp14:editId="5D97C7D0">
+            <wp:extent cx="5347820" cy="2709334"/>
+            <wp:effectExtent l="0" t="0" r="0" b="0"/>
+            <wp:docPr id="268154938" name="Picture 8" descr="A screenshot of a computer&#10;&#10;AI-generated content may be incorrect."/>
             <wp:cNvGraphicFramePr>
               <a:graphicFrameLocks xmlns:a="http://schemas.openxmlformats.org/drawingml/2006/main" noChangeAspect="1"/>
             </wp:cNvGraphicFramePr>
@@ -164,7 +168,7 @@
               <a:graphicData uri="http://schemas.openxmlformats.org/drawingml/2006/picture">
                 <pic:pic xmlns:pic="http://schemas.openxmlformats.org/drawingml/2006/picture">
                   <pic:nvPicPr>
-                    <pic:cNvPr id="2127949043" name="Picture 2127949043"/>
+                    <pic:cNvPr id="268154938" name="Picture 8" descr="A screenshot of a computer&#10;&#10;AI-generated content may be incorrect."/>
                     <pic:cNvPicPr/>
                   </pic:nvPicPr>
                   <pic:blipFill>
@@ -182,7 +186,7 @@
                   <pic:spPr>
                     <a:xfrm>
                       <a:off x="0" y="0"/>
-                      <a:ext cx="5943600" cy="2535555"/>
+                      <a:ext cx="5442560" cy="2757332"/>
                     </a:xfrm>
                     <a:prstGeom prst="rect">
                       <a:avLst/>
@@ -195,16 +199,23 @@
         </w:drawing>
       </w:r>
     </w:p>
+    <w:p/>
+    <w:p>
+      <w:r>
+        <w:lastRenderedPageBreak/>
+        <w:t>Maven Library:</w:t>
+      </w:r>
+    </w:p>
     <w:p>
       <w:r>
         <w:rPr>
           <w:noProof/>
         </w:rPr>
         <w:drawing>
-          <wp:inline distT="0" distB="0" distL="0" distR="0" wp14:anchorId="35B7A92C" wp14:editId="5359DBED">
-            <wp:extent cx="5943600" cy="1800225"/>
-            <wp:effectExtent l="0" t="0" r="0" b="3175"/>
-            <wp:docPr id="1129814218" name="Picture 4"/>
+          <wp:inline distT="0" distB="0" distL="0" distR="0" wp14:anchorId="50942AB7" wp14:editId="47F9127C">
+            <wp:extent cx="3835400" cy="4876800"/>
+            <wp:effectExtent l="0" t="0" r="0" b="0"/>
+            <wp:docPr id="1304054992" name="Picture 6" descr="A screenshot of a computer&#10;&#10;AI-generated content may be incorrect."/>
             <wp:cNvGraphicFramePr>
               <a:graphicFrameLocks xmlns:a="http://schemas.openxmlformats.org/drawingml/2006/main" noChangeAspect="1"/>
             </wp:cNvGraphicFramePr>
@@ -212,11 +223,11 @@
               <a:graphicData uri="http://schemas.openxmlformats.org/drawingml/2006/picture">
                 <pic:pic xmlns:pic="http://schemas.openxmlformats.org/drawingml/2006/picture">
                   <pic:nvPicPr>
-                    <pic:cNvPr id="1129814218" name="Picture 1129814218"/>
+                    <pic:cNvPr id="1304054992" name="Picture 6" descr="A screenshot of a computer&#10;&#10;AI-generated content may be incorrect."/>
                     <pic:cNvPicPr/>
                   </pic:nvPicPr>
                   <pic:blipFill>
-                    <a:blip r:embed="rId8" cstate="print">
+                    <a:blip r:embed="rId8">
                       <a:extLst>
                         <a:ext uri="{28A0092B-C50C-407E-A947-70E740481C1C}">
                           <a14:useLocalDpi xmlns:a14="http://schemas.microsoft.com/office/drawing/2010/main" val="0"/>
@@ -230,72 +241,7 @@
                   <pic:spPr>
                     <a:xfrm>
                       <a:off x="0" y="0"/>
-                      <a:ext cx="5943600" cy="1800225"/>
-                    </a:xfrm>
-                    <a:prstGeom prst="rect">
-                      <a:avLst/>
-                    </a:prstGeom>
-                  </pic:spPr>
-                </pic:pic>
-              </a:graphicData>
-            </a:graphic>
-          </wp:inline>
-        </w:drawing>
-      </w:r>
-    </w:p>
-    <w:p/>
-    <w:p/>
-    <w:p/>
-    <w:p/>
-    <w:p/>
-    <w:p/>
-    <w:p/>
-    <w:p/>
-    <w:p/>
-    <w:p/>
-    <w:p/>
-    <w:p>
-      <w:r>
-        <w:lastRenderedPageBreak/>
-        <w:t>Maven Library:</w:t>
-      </w:r>
-    </w:p>
-    <w:p>
-      <w:r>
-        <w:rPr>
-          <w:noProof/>
-        </w:rPr>
-        <w:drawing>
-          <wp:inline distT="0" distB="0" distL="0" distR="0" wp14:anchorId="36CE3160" wp14:editId="59DDFFF8">
-            <wp:extent cx="3822700" cy="4572000"/>
-            <wp:effectExtent l="0" t="0" r="0" b="0"/>
-            <wp:docPr id="1036397863" name="Picture 5" descr="A screenshot of a computer&#10;&#10;AI-generated content may be incorrect."/>
-            <wp:cNvGraphicFramePr>
-              <a:graphicFrameLocks xmlns:a="http://schemas.openxmlformats.org/drawingml/2006/main" noChangeAspect="1"/>
-            </wp:cNvGraphicFramePr>
-            <a:graphic xmlns:a="http://schemas.openxmlformats.org/drawingml/2006/main">
-              <a:graphicData uri="http://schemas.openxmlformats.org/drawingml/2006/picture">
-                <pic:pic xmlns:pic="http://schemas.openxmlformats.org/drawingml/2006/picture">
-                  <pic:nvPicPr>
-                    <pic:cNvPr id="1036397863" name="Picture 5" descr="A screenshot of a computer&#10;&#10;AI-generated content may be incorrect."/>
-                    <pic:cNvPicPr/>
-                  </pic:nvPicPr>
-                  <pic:blipFill>
-                    <a:blip r:embed="rId9">
-                      <a:extLst>
-                        <a:ext uri="{28A0092B-C50C-407E-A947-70E740481C1C}">
-                          <a14:useLocalDpi xmlns:a14="http://schemas.microsoft.com/office/drawing/2010/main" val="0"/>
-                        </a:ext>
-                      </a:extLst>
-                    </a:blip>
-                    <a:stretch>
-                      <a:fillRect/>
-                    </a:stretch>
-                  </pic:blipFill>
-                  <pic:spPr>
-                    <a:xfrm>
-                      <a:off x="0" y="0"/>
-                      <a:ext cx="3822700" cy="4572000"/>
+                      <a:ext cx="3835400" cy="4876800"/>
                     </a:xfrm>
                     <a:prstGeom prst="rect">
                       <a:avLst/>
